--- a/downloads/teacher/05 Materials/Unit 06/Slides/Slides 06.04 - Food Scarcity and Food Deserts.docx
+++ b/downloads/teacher/05 Materials/Unit 06/Slides/Slides 06.04 - Food Scarcity and Food Deserts.docx
@@ -19,15 +19,6 @@
       <w:r>
         <w:t xml:space="preserve">Slide outline for Lesson 6.4. Twelve slides, one day. Slide 2 is read out loud word for word and is not skipped. The last slide carries the counselor’s name and room.</w:t>
       </w:r>
-      <w:r>
-        <w:t xml:space="preserve"> </w:t>
-      </w:r>
-      <w:r>
-        <w:rPr>
-          <w:rStyle w:val="TeacherNote"/>
-        </w:rPr>
-        <w:t xml:space="preserve">[Sal: no photos of real neighborhoods, and no photos that could be read as a picture of somebody’s family. Diagrams and the map only.]</w:t>
-      </w:r>
     </w:p>
     <w:p>
       <w:pPr>
@@ -818,22 +809,7 @@
         <w:t xml:space="preserve"> </w:t>
       </w:r>
       <w:r>
-        <w:t xml:space="preserve">Notes:</w:t>
-      </w:r>
-      <w:r>
-        <w:t xml:space="preserve"> </w:t>
-      </w:r>
-      <w:r>
-        <w:rPr>
-          <w:rStyle w:val="TeacherNote"/>
-        </w:rPr>
-        <w:t xml:space="preserve">[Sal: put the counselor’s name and room number on this slide.]</w:t>
-      </w:r>
-      <w:r>
-        <w:t xml:space="preserve"> </w:t>
-      </w:r>
-      <w:r>
-        <w:t xml:space="preserve">Read the last line out loud. Read the exit cards before you hand anything back.</w:t>
+        <w:t xml:space="preserve">Notes: Read the last line out loud. Read the exit cards before you hand anything back.</w:t>
       </w:r>
     </w:p>
     <w:sectPr>
